--- a/Դիպլոմային Տնտեսագիտություն.docx
+++ b/Դիպլոմային Տնտեսագիտություն.docx
@@ -669,6 +669,8 @@
           <w:lang w:val="hy-AM"/>
         </w:rPr>
       </w:pPr>
+      <w:bookmarkStart w:id="0" w:name="_GoBack"/>
+      <w:bookmarkEnd w:id="0"/>
       <w:r>
         <w:rPr>
           <w:rFonts w:ascii="Sylfaen" w:hAnsi="Sylfaen"/>
@@ -1331,8 +1333,6 @@
         </w:rPr>
         <w:t xml:space="preserve"> </w:t>
       </w:r>
-      <w:bookmarkStart w:id="0" w:name="_GoBack"/>
-      <w:bookmarkEnd w:id="0"/>
     </w:p>
     <w:sectPr>
       <w:headerReference w:type="even" r:id="rId8"/>
@@ -1430,65 +1430,6 @@
 
 <file path=word/footer2.xml><?xml version="1.0" encoding="utf-8"?>
 <w:ftr xmlns:wpc="http://schemas.microsoft.com/office/word/2010/wordprocessingCanvas" xmlns:cx="http://schemas.microsoft.com/office/drawing/2014/chartex" xmlns:cx1="http://schemas.microsoft.com/office/drawing/2015/9/8/chartex" xmlns:mc="http://schemas.openxmlformats.org/markup-compatibility/2006" xmlns:o="urn:schemas-microsoft-com:office:office" xmlns:r="http://schemas.openxmlformats.org/officeDocument/2006/relationships" xmlns:m="http://schemas.openxmlformats.org/officeDocument/2006/math" xmlns:v="urn:schemas-microsoft-com:vml" xmlns:wp14="http://schemas.microsoft.com/office/word/2010/wordprocessingDrawing" xmlns:wp="http://schemas.openxmlformats.org/drawingml/2006/wordprocessingDrawing" xmlns:w10="urn:schemas-microsoft-com:office:word" xmlns:w="http://schemas.openxmlformats.org/wordprocessingml/2006/main" xmlns:w14="http://schemas.microsoft.com/office/word/2010/wordml" xmlns:w15="http://schemas.microsoft.com/office/word/2012/wordml" xmlns:w16se="http://schemas.microsoft.com/office/word/2015/wordml/symex" xmlns:wpg="http://schemas.microsoft.com/office/word/2010/wordprocessingGroup" xmlns:wpi="http://schemas.microsoft.com/office/word/2010/wordprocessingInk" xmlns:wne="http://schemas.microsoft.com/office/word/2006/wordml" xmlns:wps="http://schemas.microsoft.com/office/word/2010/wordprocessingShape" mc:Ignorable="w14 w15 w16se wp14">
-  <w:sdt>
-    <w:sdtPr>
-      <w:rPr>
-        <w:rStyle w:val="PageNumber"/>
-      </w:rPr>
-      <w:id w:val="1173691012"/>
-      <w:docPartObj>
-        <w:docPartGallery w:val="Page Numbers (Bottom of Page)"/>
-        <w:docPartUnique/>
-      </w:docPartObj>
-    </w:sdtPr>
-    <w:sdtEndPr>
-      <w:rPr>
-        <w:rStyle w:val="PageNumber"/>
-      </w:rPr>
-    </w:sdtEndPr>
-    <w:sdtContent>
-      <w:p>
-        <w:pPr>
-          <w:pStyle w:val="Footer"/>
-          <w:framePr w:wrap="none" w:vAnchor="text" w:hAnchor="margin" w:xAlign="right" w:y="1"/>
-          <w:rPr>
-            <w:rStyle w:val="PageNumber"/>
-          </w:rPr>
-        </w:pPr>
-        <w:r>
-          <w:rPr>
-            <w:rStyle w:val="PageNumber"/>
-          </w:rPr>
-          <w:fldChar w:fldCharType="begin"/>
-        </w:r>
-        <w:r>
-          <w:rPr>
-            <w:rStyle w:val="PageNumber"/>
-          </w:rPr>
-          <w:instrText xml:space="preserve"> PAGE </w:instrText>
-        </w:r>
-        <w:r>
-          <w:rPr>
-            <w:rStyle w:val="PageNumber"/>
-          </w:rPr>
-          <w:fldChar w:fldCharType="separate"/>
-        </w:r>
-        <w:r>
-          <w:rPr>
-            <w:rStyle w:val="PageNumber"/>
-            <w:noProof/>
-          </w:rPr>
-          <w:t>2</w:t>
-        </w:r>
-        <w:r>
-          <w:rPr>
-            <w:rStyle w:val="PageNumber"/>
-          </w:rPr>
-          <w:fldChar w:fldCharType="end"/>
-        </w:r>
-      </w:p>
-    </w:sdtContent>
-  </w:sdt>
   <w:p>
     <w:pPr>
       <w:pStyle w:val="Footer"/>
@@ -12178,7 +12119,7 @@
 </file>
 
 <file path=customXml/itemProps1.xml><?xml version="1.0" encoding="utf-8"?>
-<ds:datastoreItem xmlns:ds="http://schemas.openxmlformats.org/officeDocument/2006/customXml" ds:itemID="{1B416FD6-629E-4B53-B404-82F5D6446D46}">
+<ds:datastoreItem xmlns:ds="http://schemas.openxmlformats.org/officeDocument/2006/customXml" ds:itemID="{AD956A6C-20C6-4FA3-B35B-633317FF4040}">
   <ds:schemaRefs>
     <ds:schemaRef ds:uri="http://schemas.openxmlformats.org/officeDocument/2006/bibliography"/>
   </ds:schemaRefs>
